--- a/Goluguri_Senior_NET_FullStack-Developer_Resume.docx.docx
+++ b/Goluguri_Senior_NET_FullStack-Developer_Resume.docx.docx
@@ -2910,9 +2910,10 @@
     </w:p>
     <w:p>
       <w:pPr>
+        <w:pStyle w:val="ListParagraph"/>
         <w:numPr>
           <w:ilvl w:val="0"/>
-          <w:numId w:val="144"/>
+          <w:numId w:val="148"/>
         </w:numPr>
         <w:rPr>
           <w:rFonts w:ascii="Times New Roman" w:hAnsi="Times New Roman" w:cs="Times New Roman"/>
@@ -2928,7 +2929,7 @@
           <w:szCs w:val="22"/>
           <w:lang w:val="en-US"/>
         </w:rPr>
-        <w:t xml:space="preserve">Designed and developed </w:t>
+        <w:t xml:space="preserve">Designed and developed cloud-based healthcare applications using </w:t>
       </w:r>
       <w:r>
         <w:rPr>
@@ -2939,16 +2940,16 @@
           <w:szCs w:val="22"/>
           <w:lang w:val="en-US"/>
         </w:rPr>
-        <w:t>cloud-based healthcare applications</w:t>
-      </w:r>
-      <w:r>
-        <w:rPr>
-          <w:rFonts w:ascii="Times New Roman" w:hAnsi="Times New Roman" w:cs="Times New Roman"/>
-          <w:sz w:val="22"/>
-          <w:szCs w:val="22"/>
-          <w:lang w:val="en-US"/>
-        </w:rPr>
-        <w:t xml:space="preserve"> using </w:t>
+        <w:t>C#, ASP.NET Core, .NET 8</w:t>
+      </w:r>
+      <w:r>
+        <w:rPr>
+          <w:rFonts w:ascii="Times New Roman" w:hAnsi="Times New Roman" w:cs="Times New Roman"/>
+          <w:sz w:val="22"/>
+          <w:szCs w:val="22"/>
+          <w:lang w:val="en-US"/>
+        </w:rPr>
+        <w:t xml:space="preserve">, and </w:t>
       </w:r>
       <w:r>
         <w:rPr>
@@ -2959,16 +2960,16 @@
           <w:szCs w:val="22"/>
           <w:lang w:val="en-US"/>
         </w:rPr>
-        <w:t>C#, ASP.NET Core, .NET 8</w:t>
-      </w:r>
-      <w:r>
-        <w:rPr>
-          <w:rFonts w:ascii="Times New Roman" w:hAnsi="Times New Roman" w:cs="Times New Roman"/>
-          <w:sz w:val="22"/>
-          <w:szCs w:val="22"/>
-          <w:lang w:val="en-US"/>
-        </w:rPr>
-        <w:t xml:space="preserve">, and </w:t>
+        <w:t>Web API</w:t>
+      </w:r>
+      <w:r>
+        <w:rPr>
+          <w:rFonts w:ascii="Times New Roman" w:hAnsi="Times New Roman" w:cs="Times New Roman"/>
+          <w:sz w:val="22"/>
+          <w:szCs w:val="22"/>
+          <w:lang w:val="en-US"/>
+        </w:rPr>
+        <w:t xml:space="preserve">, ensuring high scalability, performance, and </w:t>
       </w:r>
       <w:r>
         <w:rPr>
@@ -2979,23 +2980,24 @@
           <w:szCs w:val="22"/>
           <w:lang w:val="en-US"/>
         </w:rPr>
-        <w:t>Web API</w:t>
-      </w:r>
-      <w:r>
-        <w:rPr>
-          <w:rFonts w:ascii="Times New Roman" w:hAnsi="Times New Roman" w:cs="Times New Roman"/>
-          <w:sz w:val="22"/>
-          <w:szCs w:val="22"/>
-          <w:lang w:val="en-US"/>
-        </w:rPr>
-        <w:t>, ensuring high scalability, performance, and HIPAA compliance.</w:t>
+        <w:t>HIPAA compliance</w:t>
+      </w:r>
+      <w:r>
+        <w:rPr>
+          <w:rFonts w:ascii="Times New Roman" w:hAnsi="Times New Roman" w:cs="Times New Roman"/>
+          <w:sz w:val="22"/>
+          <w:szCs w:val="22"/>
+          <w:lang w:val="en-US"/>
+        </w:rPr>
+        <w:t>.</w:t>
       </w:r>
     </w:p>
     <w:p>
       <w:pPr>
+        <w:pStyle w:val="ListParagraph"/>
         <w:numPr>
           <w:ilvl w:val="0"/>
-          <w:numId w:val="144"/>
+          <w:numId w:val="148"/>
         </w:numPr>
         <w:rPr>
           <w:rFonts w:ascii="Times New Roman" w:hAnsi="Times New Roman" w:cs="Times New Roman"/>
@@ -3011,7 +3013,7 @@
           <w:szCs w:val="22"/>
           <w:lang w:val="en-US"/>
         </w:rPr>
-        <w:t xml:space="preserve">Built dynamic, responsive, and modular </w:t>
+        <w:t xml:space="preserve">Built responsive UI components with </w:t>
       </w:r>
       <w:r>
         <w:rPr>
@@ -3022,16 +3024,16 @@
           <w:szCs w:val="22"/>
           <w:lang w:val="en-US"/>
         </w:rPr>
-        <w:t>UI components in Angular 17, TypeScript, and RxJS</w:t>
-      </w:r>
-      <w:r>
-        <w:rPr>
-          <w:rFonts w:ascii="Times New Roman" w:hAnsi="Times New Roman" w:cs="Times New Roman"/>
-          <w:sz w:val="22"/>
-          <w:szCs w:val="22"/>
-          <w:lang w:val="en-US"/>
-        </w:rPr>
-        <w:t xml:space="preserve">, providing seamless user experience and accessibility compliance with </w:t>
+        <w:t>Angular 17, TypeScript, and RxJS</w:t>
+      </w:r>
+      <w:r>
+        <w:rPr>
+          <w:rFonts w:ascii="Times New Roman" w:hAnsi="Times New Roman" w:cs="Times New Roman"/>
+          <w:sz w:val="22"/>
+          <w:szCs w:val="22"/>
+          <w:lang w:val="en-US"/>
+        </w:rPr>
+        <w:t xml:space="preserve">, ensuring </w:t>
       </w:r>
       <w:r>
         <w:rPr>
@@ -3042,23 +3044,24 @@
           <w:szCs w:val="22"/>
           <w:lang w:val="en-US"/>
         </w:rPr>
-        <w:t>WCAG 2.1 AA</w:t>
-      </w:r>
-      <w:r>
-        <w:rPr>
-          <w:rFonts w:ascii="Times New Roman" w:hAnsi="Times New Roman" w:cs="Times New Roman"/>
-          <w:sz w:val="22"/>
-          <w:szCs w:val="22"/>
-          <w:lang w:val="en-US"/>
-        </w:rPr>
-        <w:t>.</w:t>
+        <w:t>WCAG 2.1 AA accessibility</w:t>
+      </w:r>
+      <w:r>
+        <w:rPr>
+          <w:rFonts w:ascii="Times New Roman" w:hAnsi="Times New Roman" w:cs="Times New Roman"/>
+          <w:sz w:val="22"/>
+          <w:szCs w:val="22"/>
+          <w:lang w:val="en-US"/>
+        </w:rPr>
+        <w:t xml:space="preserve"> and improved user engagement.</w:t>
       </w:r>
     </w:p>
     <w:p>
       <w:pPr>
+        <w:pStyle w:val="ListParagraph"/>
         <w:numPr>
           <w:ilvl w:val="0"/>
-          <w:numId w:val="144"/>
+          <w:numId w:val="148"/>
         </w:numPr>
         <w:rPr>
           <w:rFonts w:ascii="Times New Roman" w:hAnsi="Times New Roman" w:cs="Times New Roman"/>
@@ -3085,16 +3088,40 @@
           <w:szCs w:val="22"/>
           <w:lang w:val="en-US"/>
         </w:rPr>
-        <w:t>SQL Server</w:t>
-      </w:r>
-      <w:r>
-        <w:rPr>
-          <w:rFonts w:ascii="Times New Roman" w:hAnsi="Times New Roman" w:cs="Times New Roman"/>
-          <w:sz w:val="22"/>
-          <w:szCs w:val="22"/>
-          <w:lang w:val="en-US"/>
-        </w:rPr>
-        <w:t xml:space="preserve"> databases by creating </w:t>
+        <w:t>Amazon RDS (SQL Server)</w:t>
+      </w:r>
+      <w:r>
+        <w:rPr>
+          <w:rFonts w:ascii="Times New Roman" w:hAnsi="Times New Roman" w:cs="Times New Roman"/>
+          <w:sz w:val="22"/>
+          <w:szCs w:val="22"/>
+          <w:lang w:val="en-US"/>
+        </w:rPr>
+        <w:t xml:space="preserve"> with stored procedures, functions, and query tuning for faster data access.</w:t>
+      </w:r>
+    </w:p>
+    <w:p>
+      <w:pPr>
+        <w:pStyle w:val="ListParagraph"/>
+        <w:numPr>
+          <w:ilvl w:val="0"/>
+          <w:numId w:val="148"/>
+        </w:numPr>
+        <w:rPr>
+          <w:rFonts w:ascii="Times New Roman" w:hAnsi="Times New Roman" w:cs="Times New Roman"/>
+          <w:sz w:val="22"/>
+          <w:szCs w:val="22"/>
+          <w:lang w:val="en-US"/>
+        </w:rPr>
+      </w:pPr>
+      <w:r>
+        <w:rPr>
+          <w:rFonts w:ascii="Times New Roman" w:hAnsi="Times New Roman" w:cs="Times New Roman"/>
+          <w:sz w:val="22"/>
+          <w:szCs w:val="22"/>
+          <w:lang w:val="en-US"/>
+        </w:rPr>
+        <w:t xml:space="preserve">Developed </w:t>
       </w:r>
       <w:r>
         <w:rPr>
@@ -3105,23 +3132,64 @@
           <w:szCs w:val="22"/>
           <w:lang w:val="en-US"/>
         </w:rPr>
-        <w:t>stored procedures, functions, and performance-tuned queries</w:t>
-      </w:r>
-      <w:r>
-        <w:rPr>
-          <w:rFonts w:ascii="Times New Roman" w:hAnsi="Times New Roman" w:cs="Times New Roman"/>
-          <w:sz w:val="22"/>
-          <w:szCs w:val="22"/>
-          <w:lang w:val="en-US"/>
-        </w:rPr>
-        <w:t xml:space="preserve"> to enhance response times and reduce latency.</w:t>
+        <w:t>RESTful APIs</w:t>
+      </w:r>
+      <w:r>
+        <w:rPr>
+          <w:rFonts w:ascii="Times New Roman" w:hAnsi="Times New Roman" w:cs="Times New Roman"/>
+          <w:sz w:val="22"/>
+          <w:szCs w:val="22"/>
+          <w:lang w:val="en-US"/>
+        </w:rPr>
+        <w:t xml:space="preserve"> with </w:t>
+      </w:r>
+      <w:r>
+        <w:rPr>
+          <w:rFonts w:ascii="Times New Roman" w:hAnsi="Times New Roman" w:cs="Times New Roman"/>
+          <w:b/>
+          <w:bCs/>
+          <w:sz w:val="22"/>
+          <w:szCs w:val="22"/>
+          <w:lang w:val="en-US"/>
+        </w:rPr>
+        <w:t>Swagger/OpenAPI</w:t>
+      </w:r>
+      <w:r>
+        <w:rPr>
+          <w:rFonts w:ascii="Times New Roman" w:hAnsi="Times New Roman" w:cs="Times New Roman"/>
+          <w:sz w:val="22"/>
+          <w:szCs w:val="22"/>
+          <w:lang w:val="en-US"/>
+        </w:rPr>
+        <w:t xml:space="preserve">, secured using </w:t>
+      </w:r>
+      <w:r>
+        <w:rPr>
+          <w:rFonts w:ascii="Times New Roman" w:hAnsi="Times New Roman" w:cs="Times New Roman"/>
+          <w:b/>
+          <w:bCs/>
+          <w:sz w:val="22"/>
+          <w:szCs w:val="22"/>
+          <w:lang w:val="en-US"/>
+        </w:rPr>
+        <w:t>OAuth 2.0, JWT, and Amazon Cognito</w:t>
+      </w:r>
+      <w:r>
+        <w:rPr>
+          <w:rFonts w:ascii="Times New Roman" w:hAnsi="Times New Roman" w:cs="Times New Roman"/>
+          <w:sz w:val="22"/>
+          <w:szCs w:val="22"/>
+          <w:lang w:val="en-US"/>
+        </w:rPr>
+        <w:t xml:space="preserve"> for federated authentication.</w:t>
       </w:r>
     </w:p>
     <w:p>
       <w:pPr>
+        <w:pStyle w:val="ListParagraph"/>
         <w:numPr>
           <w:ilvl w:val="0"/>
-          <w:numId w:val="144"/>
+          <w:numId w:val="148"/>
         </w:numPr>
         <w:rPr>
           <w:rFonts w:ascii="Times New Roman" w:hAnsi="Times New Roman" w:cs="Times New Roman"/>
@@ -3137,7 +3205,7 @@
           <w:szCs w:val="22"/>
           <w:lang w:val="en-US"/>
         </w:rPr>
-        <w:t xml:space="preserve">Developed and published </w:t>
+        <w:t xml:space="preserve">Leveraged </w:t>
       </w:r>
       <w:r>
         <w:rPr>
@@ -3148,16 +3216,16 @@
           <w:szCs w:val="22"/>
           <w:lang w:val="en-US"/>
         </w:rPr>
-        <w:t>RESTful APIs</w:t>
-      </w:r>
-      <w:r>
-        <w:rPr>
-          <w:rFonts w:ascii="Times New Roman" w:hAnsi="Times New Roman" w:cs="Times New Roman"/>
-          <w:sz w:val="22"/>
-          <w:szCs w:val="22"/>
-          <w:lang w:val="en-US"/>
-        </w:rPr>
-        <w:t xml:space="preserve"> with </w:t>
+        <w:t>AWS Lambda, API Gateway, S3, SQS, SNS, and DynamoDB</w:t>
+      </w:r>
+      <w:r>
+        <w:rPr>
+          <w:rFonts w:ascii="Times New Roman" w:hAnsi="Times New Roman" w:cs="Times New Roman"/>
+          <w:sz w:val="22"/>
+          <w:szCs w:val="22"/>
+          <w:lang w:val="en-US"/>
+        </w:rPr>
+        <w:t xml:space="preserve"> to build scalable, event-driven </w:t>
       </w:r>
       <w:r>
         <w:rPr>
@@ -3168,16 +3236,40 @@
           <w:szCs w:val="22"/>
           <w:lang w:val="en-US"/>
         </w:rPr>
-        <w:t>Swagger/OpenAPI</w:t>
-      </w:r>
-      <w:r>
-        <w:rPr>
-          <w:rFonts w:ascii="Times New Roman" w:hAnsi="Times New Roman" w:cs="Times New Roman"/>
-          <w:sz w:val="22"/>
-          <w:szCs w:val="22"/>
-          <w:lang w:val="en-US"/>
-        </w:rPr>
-        <w:t xml:space="preserve"> documentation, integrated securely with </w:t>
+        <w:t>microservices</w:t>
+      </w:r>
+      <w:r>
+        <w:rPr>
+          <w:rFonts w:ascii="Times New Roman" w:hAnsi="Times New Roman" w:cs="Times New Roman"/>
+          <w:sz w:val="22"/>
+          <w:szCs w:val="22"/>
+          <w:lang w:val="en-US"/>
+        </w:rPr>
+        <w:t>.</w:t>
+      </w:r>
+    </w:p>
+    <w:p>
+      <w:pPr>
+        <w:pStyle w:val="ListParagraph"/>
+        <w:numPr>
+          <w:ilvl w:val="0"/>
+          <w:numId w:val="148"/>
+        </w:numPr>
+        <w:rPr>
+          <w:rFonts w:ascii="Times New Roman" w:hAnsi="Times New Roman" w:cs="Times New Roman"/>
+          <w:sz w:val="22"/>
+          <w:szCs w:val="22"/>
+          <w:lang w:val="en-US"/>
+        </w:rPr>
+      </w:pPr>
+      <w:r>
+        <w:rPr>
+          <w:rFonts w:ascii="Times New Roman" w:hAnsi="Times New Roman" w:cs="Times New Roman"/>
+          <w:sz w:val="22"/>
+          <w:szCs w:val="22"/>
+          <w:lang w:val="en-US"/>
+        </w:rPr>
+        <w:t xml:space="preserve">Containerized applications with </w:t>
       </w:r>
       <w:r>
         <w:rPr>
@@ -3188,23 +3280,44 @@
           <w:szCs w:val="22"/>
           <w:lang w:val="en-US"/>
         </w:rPr>
-        <w:t>OAuth 2.0, JWT, and Azure AD B2C</w:t>
-      </w:r>
-      <w:r>
-        <w:rPr>
-          <w:rFonts w:ascii="Times New Roman" w:hAnsi="Times New Roman" w:cs="Times New Roman"/>
-          <w:sz w:val="22"/>
-          <w:szCs w:val="22"/>
-          <w:lang w:val="en-US"/>
-        </w:rPr>
-        <w:t xml:space="preserve"> for federated authentication.</w:t>
+        <w:t>Docker</w:t>
+      </w:r>
+      <w:r>
+        <w:rPr>
+          <w:rFonts w:ascii="Times New Roman" w:hAnsi="Times New Roman" w:cs="Times New Roman"/>
+          <w:sz w:val="22"/>
+          <w:szCs w:val="22"/>
+          <w:lang w:val="en-US"/>
+        </w:rPr>
+        <w:t xml:space="preserve"> and deployed via </w:t>
+      </w:r>
+      <w:r>
+        <w:rPr>
+          <w:rFonts w:ascii="Times New Roman" w:hAnsi="Times New Roman" w:cs="Times New Roman"/>
+          <w:b/>
+          <w:bCs/>
+          <w:sz w:val="22"/>
+          <w:szCs w:val="22"/>
+          <w:lang w:val="en-US"/>
+        </w:rPr>
+        <w:t>Amazon EKS</w:t>
+      </w:r>
+      <w:r>
+        <w:rPr>
+          <w:rFonts w:ascii="Times New Roman" w:hAnsi="Times New Roman" w:cs="Times New Roman"/>
+          <w:sz w:val="22"/>
+          <w:szCs w:val="22"/>
+          <w:lang w:val="en-US"/>
+        </w:rPr>
+        <w:t xml:space="preserve"> for reliability and portability.</w:t>
       </w:r>
     </w:p>
     <w:p>
       <w:pPr>
+        <w:pStyle w:val="ListParagraph"/>
         <w:numPr>
           <w:ilvl w:val="0"/>
-          <w:numId w:val="144"/>
+          <w:numId w:val="148"/>
         </w:numPr>
         <w:rPr>
           <w:rFonts w:ascii="Times New Roman" w:hAnsi="Times New Roman" w:cs="Times New Roman"/>
@@ -3220,7 +3333,7 @@
           <w:szCs w:val="22"/>
           <w:lang w:val="en-US"/>
         </w:rPr>
-        <w:t xml:space="preserve">Leveraged </w:t>
+        <w:t xml:space="preserve">Integrated </w:t>
       </w:r>
       <w:r>
         <w:rPr>
@@ -3231,16 +3344,16 @@
           <w:szCs w:val="22"/>
           <w:lang w:val="en-US"/>
         </w:rPr>
-        <w:t>Azure services</w:t>
-      </w:r>
-      <w:r>
-        <w:rPr>
-          <w:rFonts w:ascii="Times New Roman" w:hAnsi="Times New Roman" w:cs="Times New Roman"/>
-          <w:sz w:val="22"/>
-          <w:szCs w:val="22"/>
-          <w:lang w:val="en-US"/>
-        </w:rPr>
-        <w:t xml:space="preserve"> including </w:t>
+        <w:t>HL7 FHIR R4 APIs</w:t>
+      </w:r>
+      <w:r>
+        <w:rPr>
+          <w:rFonts w:ascii="Times New Roman" w:hAnsi="Times New Roman" w:cs="Times New Roman"/>
+          <w:sz w:val="22"/>
+          <w:szCs w:val="22"/>
+          <w:lang w:val="en-US"/>
+        </w:rPr>
+        <w:t xml:space="preserve"> and </w:t>
       </w:r>
       <w:r>
         <w:rPr>
@@ -3251,23 +3364,24 @@
           <w:szCs w:val="22"/>
           <w:lang w:val="en-US"/>
         </w:rPr>
-        <w:t>App Services, Functions, Service Bus, Blob Storage, and Azure SQL</w:t>
-      </w:r>
-      <w:r>
-        <w:rPr>
-          <w:rFonts w:ascii="Times New Roman" w:hAnsi="Times New Roman" w:cs="Times New Roman"/>
-          <w:sz w:val="22"/>
-          <w:szCs w:val="22"/>
-          <w:lang w:val="en-US"/>
-        </w:rPr>
-        <w:t xml:space="preserve"> to deploy scalable, event-driven microservices.</w:t>
+        <w:t>gRPC</w:t>
+      </w:r>
+      <w:r>
+        <w:rPr>
+          <w:rFonts w:ascii="Times New Roman" w:hAnsi="Times New Roman" w:cs="Times New Roman"/>
+          <w:sz w:val="22"/>
+          <w:szCs w:val="22"/>
+          <w:lang w:val="en-US"/>
+        </w:rPr>
+        <w:t xml:space="preserve"> for real-time interoperability between clinical and payer systems.</w:t>
       </w:r>
     </w:p>
     <w:p>
       <w:pPr>
+        <w:pStyle w:val="ListParagraph"/>
         <w:numPr>
           <w:ilvl w:val="0"/>
-          <w:numId w:val="144"/>
+          <w:numId w:val="148"/>
         </w:numPr>
         <w:rPr>
           <w:rFonts w:ascii="Times New Roman" w:hAnsi="Times New Roman" w:cs="Times New Roman"/>
@@ -3283,7 +3397,7 @@
           <w:szCs w:val="22"/>
           <w:lang w:val="en-US"/>
         </w:rPr>
-        <w:t xml:space="preserve">Containerized workloads using </w:t>
+        <w:t xml:space="preserve">Automated builds and deployments using </w:t>
       </w:r>
       <w:r>
         <w:rPr>
@@ -3294,16 +3408,16 @@
           <w:szCs w:val="22"/>
           <w:lang w:val="en-US"/>
         </w:rPr>
-        <w:t>Docker</w:t>
-      </w:r>
-      <w:r>
-        <w:rPr>
-          <w:rFonts w:ascii="Times New Roman" w:hAnsi="Times New Roman" w:cs="Times New Roman"/>
-          <w:sz w:val="22"/>
-          <w:szCs w:val="22"/>
-          <w:lang w:val="en-US"/>
-        </w:rPr>
-        <w:t xml:space="preserve"> and orchestrated deployments via </w:t>
+        <w:t>AWS CodePipeline, CodeBuild</w:t>
+      </w:r>
+      <w:r>
+        <w:rPr>
+          <w:rFonts w:ascii="Times New Roman" w:hAnsi="Times New Roman" w:cs="Times New Roman"/>
+          <w:sz w:val="22"/>
+          <w:szCs w:val="22"/>
+          <w:lang w:val="en-US"/>
+        </w:rPr>
+        <w:t xml:space="preserve">, and </w:t>
       </w:r>
       <w:r>
         <w:rPr>
@@ -3314,23 +3428,24 @@
           <w:szCs w:val="22"/>
           <w:lang w:val="en-US"/>
         </w:rPr>
-        <w:t>Kubernetes (AKS)</w:t>
-      </w:r>
-      <w:r>
-        <w:rPr>
-          <w:rFonts w:ascii="Times New Roman" w:hAnsi="Times New Roman" w:cs="Times New Roman"/>
-          <w:sz w:val="22"/>
-          <w:szCs w:val="22"/>
-          <w:lang w:val="en-US"/>
-        </w:rPr>
-        <w:t xml:space="preserve"> to improve reliability and cloud portability.</w:t>
+        <w:t>GitHub Actions</w:t>
+      </w:r>
+      <w:r>
+        <w:rPr>
+          <w:rFonts w:ascii="Times New Roman" w:hAnsi="Times New Roman" w:cs="Times New Roman"/>
+          <w:sz w:val="22"/>
+          <w:szCs w:val="22"/>
+          <w:lang w:val="en-US"/>
+        </w:rPr>
+        <w:t xml:space="preserve"> for continuous delivery.</w:t>
       </w:r>
     </w:p>
     <w:p>
       <w:pPr>
+        <w:pStyle w:val="ListParagraph"/>
         <w:numPr>
           <w:ilvl w:val="0"/>
-          <w:numId w:val="144"/>
+          <w:numId w:val="148"/>
         </w:numPr>
         <w:rPr>
           <w:rFonts w:ascii="Times New Roman" w:hAnsi="Times New Roman" w:cs="Times New Roman"/>
@@ -3346,7 +3461,7 @@
           <w:szCs w:val="22"/>
           <w:lang w:val="en-US"/>
         </w:rPr>
-        <w:t xml:space="preserve">Integrated </w:t>
+        <w:t xml:space="preserve">Applied </w:t>
       </w:r>
       <w:r>
         <w:rPr>
@@ -3357,16 +3472,40 @@
           <w:szCs w:val="22"/>
           <w:lang w:val="en-US"/>
         </w:rPr>
-        <w:t>HL7 FHIR R4 APIs</w:t>
-      </w:r>
-      <w:r>
-        <w:rPr>
-          <w:rFonts w:ascii="Times New Roman" w:hAnsi="Times New Roman" w:cs="Times New Roman"/>
-          <w:sz w:val="22"/>
-          <w:szCs w:val="22"/>
-          <w:lang w:val="en-US"/>
-        </w:rPr>
-        <w:t xml:space="preserve"> and </w:t>
+        <w:t>Clean Architecture, SOLID, and DDD</w:t>
+      </w:r>
+      <w:r>
+        <w:rPr>
+          <w:rFonts w:ascii="Times New Roman" w:hAnsi="Times New Roman" w:cs="Times New Roman"/>
+          <w:sz w:val="22"/>
+          <w:szCs w:val="22"/>
+          <w:lang w:val="en-US"/>
+        </w:rPr>
+        <w:t xml:space="preserve"> principles to modernize legacy services and improve maintainability.</w:t>
+      </w:r>
+    </w:p>
+    <w:p>
+      <w:pPr>
+        <w:pStyle w:val="ListParagraph"/>
+        <w:numPr>
+          <w:ilvl w:val="0"/>
+          <w:numId w:val="148"/>
+        </w:numPr>
+        <w:rPr>
+          <w:rFonts w:ascii="Times New Roman" w:hAnsi="Times New Roman" w:cs="Times New Roman"/>
+          <w:sz w:val="22"/>
+          <w:szCs w:val="22"/>
+          <w:lang w:val="en-US"/>
+        </w:rPr>
+      </w:pPr>
+      <w:r>
+        <w:rPr>
+          <w:rFonts w:ascii="Times New Roman" w:hAnsi="Times New Roman" w:cs="Times New Roman"/>
+          <w:sz w:val="22"/>
+          <w:szCs w:val="22"/>
+          <w:lang w:val="en-US"/>
+        </w:rPr>
+        <w:t xml:space="preserve">Utilized </w:t>
       </w:r>
       <w:r>
         <w:rPr>
@@ -3377,23 +3516,44 @@
           <w:szCs w:val="22"/>
           <w:lang w:val="en-US"/>
         </w:rPr>
-        <w:t>gRPC</w:t>
-      </w:r>
-      <w:r>
-        <w:rPr>
-          <w:rFonts w:ascii="Times New Roman" w:hAnsi="Times New Roman" w:cs="Times New Roman"/>
-          <w:sz w:val="22"/>
-          <w:szCs w:val="22"/>
-          <w:lang w:val="en-US"/>
-        </w:rPr>
-        <w:t xml:space="preserve"> for real-time data sharing between clinical and payer systems, enabling seamless interoperability.</w:t>
+        <w:t>GitHub Copilot</w:t>
+      </w:r>
+      <w:r>
+        <w:rPr>
+          <w:rFonts w:ascii="Times New Roman" w:hAnsi="Times New Roman" w:cs="Times New Roman"/>
+          <w:sz w:val="22"/>
+          <w:szCs w:val="22"/>
+          <w:lang w:val="en-US"/>
+        </w:rPr>
+        <w:t xml:space="preserve"> and </w:t>
+      </w:r>
+      <w:r>
+        <w:rPr>
+          <w:rFonts w:ascii="Times New Roman" w:hAnsi="Times New Roman" w:cs="Times New Roman"/>
+          <w:b/>
+          <w:bCs/>
+          <w:sz w:val="22"/>
+          <w:szCs w:val="22"/>
+          <w:lang w:val="en-US"/>
+        </w:rPr>
+        <w:t>ChatGPT</w:t>
+      </w:r>
+      <w:r>
+        <w:rPr>
+          <w:rFonts w:ascii="Times New Roman" w:hAnsi="Times New Roman" w:cs="Times New Roman"/>
+          <w:sz w:val="22"/>
+          <w:szCs w:val="22"/>
+          <w:lang w:val="en-US"/>
+        </w:rPr>
+        <w:t xml:space="preserve"> for accelerated development, testing, and documentation.</w:t>
       </w:r>
     </w:p>
     <w:p>
       <w:pPr>
+        <w:pStyle w:val="ListParagraph"/>
         <w:numPr>
           <w:ilvl w:val="0"/>
-          <w:numId w:val="144"/>
+          <w:numId w:val="148"/>
         </w:numPr>
         <w:rPr>
           <w:rFonts w:ascii="Times New Roman" w:hAnsi="Times New Roman" w:cs="Times New Roman"/>
@@ -3409,7 +3569,7 @@
           <w:szCs w:val="22"/>
           <w:lang w:val="en-US"/>
         </w:rPr>
-        <w:t xml:space="preserve">Implemented </w:t>
+        <w:t xml:space="preserve">Monitored distributed systems with </w:t>
       </w:r>
       <w:r>
         <w:rPr>
@@ -3420,16 +3580,16 @@
           <w:szCs w:val="22"/>
           <w:lang w:val="en-US"/>
         </w:rPr>
-        <w:t>CI/CD pipelines</w:t>
-      </w:r>
-      <w:r>
-        <w:rPr>
-          <w:rFonts w:ascii="Times New Roman" w:hAnsi="Times New Roman" w:cs="Times New Roman"/>
-          <w:sz w:val="22"/>
-          <w:szCs w:val="22"/>
-          <w:lang w:val="en-US"/>
-        </w:rPr>
-        <w:t xml:space="preserve"> through </w:t>
+        <w:t>Amazon CloudWatch, AWS X-Ray</w:t>
+      </w:r>
+      <w:r>
+        <w:rPr>
+          <w:rFonts w:ascii="Times New Roman" w:hAnsi="Times New Roman" w:cs="Times New Roman"/>
+          <w:sz w:val="22"/>
+          <w:szCs w:val="22"/>
+          <w:lang w:val="en-US"/>
+        </w:rPr>
+        <w:t xml:space="preserve">, and </w:t>
       </w:r>
       <w:r>
         <w:rPr>
@@ -3440,16 +3600,40 @@
           <w:szCs w:val="22"/>
           <w:lang w:val="en-US"/>
         </w:rPr>
-        <w:t>Azure DevOps</w:t>
-      </w:r>
-      <w:r>
-        <w:rPr>
-          <w:rFonts w:ascii="Times New Roman" w:hAnsi="Times New Roman" w:cs="Times New Roman"/>
-          <w:sz w:val="22"/>
-          <w:szCs w:val="22"/>
-          <w:lang w:val="en-US"/>
-        </w:rPr>
-        <w:t xml:space="preserve"> and </w:t>
+        <w:t>Serilog</w:t>
+      </w:r>
+      <w:r>
+        <w:rPr>
+          <w:rFonts w:ascii="Times New Roman" w:hAnsi="Times New Roman" w:cs="Times New Roman"/>
+          <w:sz w:val="22"/>
+          <w:szCs w:val="22"/>
+          <w:lang w:val="en-US"/>
+        </w:rPr>
+        <w:t xml:space="preserve"> for proactive diagnostics.</w:t>
+      </w:r>
+    </w:p>
+    <w:p>
+      <w:pPr>
+        <w:pStyle w:val="ListParagraph"/>
+        <w:numPr>
+          <w:ilvl w:val="0"/>
+          <w:numId w:val="148"/>
+        </w:numPr>
+        <w:rPr>
+          <w:rFonts w:ascii="Times New Roman" w:hAnsi="Times New Roman" w:cs="Times New Roman"/>
+          <w:sz w:val="22"/>
+          <w:szCs w:val="22"/>
+          <w:lang w:val="en-US"/>
+        </w:rPr>
+      </w:pPr>
+      <w:r>
+        <w:rPr>
+          <w:rFonts w:ascii="Times New Roman" w:hAnsi="Times New Roman" w:cs="Times New Roman"/>
+          <w:sz w:val="22"/>
+          <w:szCs w:val="22"/>
+          <w:lang w:val="en-US"/>
+        </w:rPr>
+        <w:t xml:space="preserve">Collaborated within </w:t>
       </w:r>
       <w:r>
         <w:rPr>
@@ -3460,40 +3644,27 @@
           <w:szCs w:val="22"/>
           <w:lang w:val="en-US"/>
         </w:rPr>
-        <w:t>GitHub Actions</w:t>
-      </w:r>
-      <w:r>
-        <w:rPr>
-          <w:rFonts w:ascii="Times New Roman" w:hAnsi="Times New Roman" w:cs="Times New Roman"/>
-          <w:sz w:val="22"/>
-          <w:szCs w:val="22"/>
-          <w:lang w:val="en-US"/>
-        </w:rPr>
-        <w:t>, automating builds, testing, and deployment across multiple environments.</w:t>
+        <w:t>Agile/Scrum teams</w:t>
+      </w:r>
+      <w:r>
+        <w:rPr>
+          <w:rFonts w:ascii="Times New Roman" w:hAnsi="Times New Roman" w:cs="Times New Roman"/>
+          <w:sz w:val="22"/>
+          <w:szCs w:val="22"/>
+          <w:lang w:val="en-US"/>
+        </w:rPr>
+        <w:t>, participating in sprint planning, code reviews, and continuous improvement.</w:t>
       </w:r>
     </w:p>
     <w:p>
       <w:pPr>
-        <w:numPr>
-          <w:ilvl w:val="0"/>
-          <w:numId w:val="144"/>
-        </w:numPr>
-        <w:rPr>
-          <w:rFonts w:ascii="Times New Roman" w:hAnsi="Times New Roman" w:cs="Times New Roman"/>
-          <w:sz w:val="22"/>
-          <w:szCs w:val="22"/>
-          <w:lang w:val="en-US"/>
-        </w:rPr>
-      </w:pPr>
-      <w:r>
-        <w:rPr>
-          <w:rFonts w:ascii="Times New Roman" w:hAnsi="Times New Roman" w:cs="Times New Roman"/>
-          <w:sz w:val="22"/>
-          <w:szCs w:val="22"/>
-          <w:lang w:val="en-US"/>
-        </w:rPr>
-        <w:t xml:space="preserve">Adopted </w:t>
-      </w:r>
+        <w:rPr>
+          <w:rFonts w:ascii="Times New Roman" w:hAnsi="Times New Roman" w:cs="Times New Roman"/>
+          <w:sz w:val="22"/>
+          <w:szCs w:val="22"/>
+          <w:lang w:val="en-US"/>
+        </w:rPr>
+      </w:pPr>
       <w:r>
         <w:rPr>
           <w:rFonts w:ascii="Times New Roman" w:hAnsi="Times New Roman" w:cs="Times New Roman"/>
@@ -3503,205 +3674,6 @@
           <w:szCs w:val="22"/>
           <w:lang w:val="en-US"/>
         </w:rPr>
-        <w:t>Clean Architecture, SOLID, and DDD</w:t>
-      </w:r>
-      <w:r>
-        <w:rPr>
-          <w:rFonts w:ascii="Times New Roman" w:hAnsi="Times New Roman" w:cs="Times New Roman"/>
-          <w:sz w:val="22"/>
-          <w:szCs w:val="22"/>
-          <w:lang w:val="en-US"/>
-        </w:rPr>
-        <w:t xml:space="preserve"> principles to modernize legacy services and improve maintainability of healthcare modules.</w:t>
-      </w:r>
-    </w:p>
-    <w:p>
-      <w:pPr>
-        <w:numPr>
-          <w:ilvl w:val="0"/>
-          <w:numId w:val="144"/>
-        </w:numPr>
-        <w:rPr>
-          <w:rFonts w:ascii="Times New Roman" w:hAnsi="Times New Roman" w:cs="Times New Roman"/>
-          <w:sz w:val="22"/>
-          <w:szCs w:val="22"/>
-          <w:lang w:val="en-US"/>
-        </w:rPr>
-      </w:pPr>
-      <w:r>
-        <w:rPr>
-          <w:rFonts w:ascii="Times New Roman" w:hAnsi="Times New Roman" w:cs="Times New Roman"/>
-          <w:sz w:val="22"/>
-          <w:szCs w:val="22"/>
-          <w:lang w:val="en-US"/>
-        </w:rPr>
-        <w:t xml:space="preserve">Utilized </w:t>
-      </w:r>
-      <w:r>
-        <w:rPr>
-          <w:rFonts w:ascii="Times New Roman" w:hAnsi="Times New Roman" w:cs="Times New Roman"/>
-          <w:b/>
-          <w:bCs/>
-          <w:sz w:val="22"/>
-          <w:szCs w:val="22"/>
-          <w:lang w:val="en-US"/>
-        </w:rPr>
-        <w:t>Generative AI tools</w:t>
-      </w:r>
-      <w:r>
-        <w:rPr>
-          <w:rFonts w:ascii="Times New Roman" w:hAnsi="Times New Roman" w:cs="Times New Roman"/>
-          <w:sz w:val="22"/>
-          <w:szCs w:val="22"/>
-          <w:lang w:val="en-US"/>
-        </w:rPr>
-        <w:t xml:space="preserve"> such as </w:t>
-      </w:r>
-      <w:r>
-        <w:rPr>
-          <w:rFonts w:ascii="Times New Roman" w:hAnsi="Times New Roman" w:cs="Times New Roman"/>
-          <w:b/>
-          <w:bCs/>
-          <w:sz w:val="22"/>
-          <w:szCs w:val="22"/>
-          <w:lang w:val="en-US"/>
-        </w:rPr>
-        <w:t>GitHub Copilot, Azure OpenAI, and ChatGPT</w:t>
-      </w:r>
-      <w:r>
-        <w:rPr>
-          <w:rFonts w:ascii="Times New Roman" w:hAnsi="Times New Roman" w:cs="Times New Roman"/>
-          <w:sz w:val="22"/>
-          <w:szCs w:val="22"/>
-          <w:lang w:val="en-US"/>
-        </w:rPr>
-        <w:t xml:space="preserve"> to accelerate code authoring, automate test cases, and generate documentation.</w:t>
-      </w:r>
-    </w:p>
-    <w:p>
-      <w:pPr>
-        <w:numPr>
-          <w:ilvl w:val="0"/>
-          <w:numId w:val="144"/>
-        </w:numPr>
-        <w:rPr>
-          <w:rFonts w:ascii="Times New Roman" w:hAnsi="Times New Roman" w:cs="Times New Roman"/>
-          <w:sz w:val="22"/>
-          <w:szCs w:val="22"/>
-          <w:lang w:val="en-US"/>
-        </w:rPr>
-      </w:pPr>
-      <w:r>
-        <w:rPr>
-          <w:rFonts w:ascii="Times New Roman" w:hAnsi="Times New Roman" w:cs="Times New Roman"/>
-          <w:sz w:val="22"/>
-          <w:szCs w:val="22"/>
-          <w:lang w:val="en-US"/>
-        </w:rPr>
-        <w:t xml:space="preserve">Monitored distributed systems using </w:t>
-      </w:r>
-      <w:r>
-        <w:rPr>
-          <w:rFonts w:ascii="Times New Roman" w:hAnsi="Times New Roman" w:cs="Times New Roman"/>
-          <w:b/>
-          <w:bCs/>
-          <w:sz w:val="22"/>
-          <w:szCs w:val="22"/>
-          <w:lang w:val="en-US"/>
-        </w:rPr>
-        <w:t>Azure Application Insights</w:t>
-      </w:r>
-      <w:r>
-        <w:rPr>
-          <w:rFonts w:ascii="Times New Roman" w:hAnsi="Times New Roman" w:cs="Times New Roman"/>
-          <w:sz w:val="22"/>
-          <w:szCs w:val="22"/>
-          <w:lang w:val="en-US"/>
-        </w:rPr>
-        <w:t xml:space="preserve">, logging with </w:t>
-      </w:r>
-      <w:r>
-        <w:rPr>
-          <w:rFonts w:ascii="Times New Roman" w:hAnsi="Times New Roman" w:cs="Times New Roman"/>
-          <w:b/>
-          <w:bCs/>
-          <w:sz w:val="22"/>
-          <w:szCs w:val="22"/>
-          <w:lang w:val="en-US"/>
-        </w:rPr>
-        <w:t>Serilog</w:t>
-      </w:r>
-      <w:r>
-        <w:rPr>
-          <w:rFonts w:ascii="Times New Roman" w:hAnsi="Times New Roman" w:cs="Times New Roman"/>
-          <w:sz w:val="22"/>
-          <w:szCs w:val="22"/>
-          <w:lang w:val="en-US"/>
-        </w:rPr>
-        <w:t>, and proactive performance diagnostics.</w:t>
-      </w:r>
-    </w:p>
-    <w:p>
-      <w:pPr>
-        <w:numPr>
-          <w:ilvl w:val="0"/>
-          <w:numId w:val="144"/>
-        </w:numPr>
-        <w:rPr>
-          <w:rFonts w:ascii="Times New Roman" w:hAnsi="Times New Roman" w:cs="Times New Roman"/>
-          <w:sz w:val="22"/>
-          <w:szCs w:val="22"/>
-          <w:lang w:val="en-US"/>
-        </w:rPr>
-      </w:pPr>
-      <w:r>
-        <w:rPr>
-          <w:rFonts w:ascii="Times New Roman" w:hAnsi="Times New Roman" w:cs="Times New Roman"/>
-          <w:sz w:val="22"/>
-          <w:szCs w:val="22"/>
-          <w:lang w:val="en-US"/>
-        </w:rPr>
-        <w:t xml:space="preserve">Collaborated within </w:t>
-      </w:r>
-      <w:r>
-        <w:rPr>
-          <w:rFonts w:ascii="Times New Roman" w:hAnsi="Times New Roman" w:cs="Times New Roman"/>
-          <w:b/>
-          <w:bCs/>
-          <w:sz w:val="22"/>
-          <w:szCs w:val="22"/>
-          <w:lang w:val="en-US"/>
-        </w:rPr>
-        <w:t>Agile/Scrum</w:t>
-      </w:r>
-      <w:r>
-        <w:rPr>
-          <w:rFonts w:ascii="Times New Roman" w:hAnsi="Times New Roman" w:cs="Times New Roman"/>
-          <w:sz w:val="22"/>
-          <w:szCs w:val="22"/>
-          <w:lang w:val="en-US"/>
-        </w:rPr>
-        <w:t xml:space="preserve"> teams, participating in sprint planning, code reviews, and continuous improvement sessions to deliver secure, maintainable solutions.</w:t>
-      </w:r>
-    </w:p>
-    <w:p>
-      <w:pPr>
-        <w:rPr>
-          <w:rFonts w:ascii="Times New Roman" w:hAnsi="Times New Roman" w:cs="Times New Roman"/>
-          <w:sz w:val="22"/>
-          <w:szCs w:val="22"/>
-          <w:lang w:val="en-US"/>
-        </w:rPr>
-      </w:pPr>
-      <w:r>
-        <w:rPr>
-          <w:rFonts w:ascii="Times New Roman" w:hAnsi="Times New Roman" w:cs="Times New Roman"/>
-          <w:b/>
-          <w:bCs/>
-          <w:sz w:val="22"/>
-          <w:szCs w:val="22"/>
-          <w:lang w:val="en-US"/>
-        </w:rPr>
         <w:t>Environment:</w:t>
       </w:r>
       <w:r>
@@ -3711,7 +3683,7 @@
           <w:szCs w:val="22"/>
           <w:lang w:val="en-US"/>
         </w:rPr>
-        <w:t xml:space="preserve"> .NET 8, ASP.NET Core, C#, Angular 17, TypeScript, RxJS, SQL Server, Azure App Services, Azure Functions, Azure Service Bus, Azure SQL, Docker, AKS, gRPC, HL7 FHIR, OAuth 2.0, JWT, Azure AD B2C, Swagger, GitHub Actions, Azure DevOps, Serilog, Application Insights.</w:t>
+        <w:t xml:space="preserve"> .NET 8, ASP.NET Core, C#, Angular 17, TypeScript, RxJS, Amazon RDS (SQL Server), DynamoDB, AWS Lambda, API Gateway, SQS, SNS, S3, EKS, Docker, gRPC, HL7 FHIR, OAuth 2.0, JWT, Amazon Cognito, Swagger, GitHub Actions, AWS CodePipeline, AWS CodeBuild, Serilog, CloudWatch, X-Ray.</w:t>
       </w:r>
     </w:p>
     <w:p>
@@ -4519,7 +4491,6 @@
           <w:szCs w:val="22"/>
           <w:lang w:val="en-US"/>
         </w:rPr>
-        <w:lastRenderedPageBreak/>
         <w:t xml:space="preserve">Containerized microservices with </w:t>
       </w:r>
       <w:r>
@@ -4668,6 +4639,7 @@
           <w:szCs w:val="22"/>
           <w:lang w:val="en-US"/>
         </w:rPr>
+        <w:lastRenderedPageBreak/>
         <w:t xml:space="preserve">Utilized </w:t>
       </w:r>
       <w:r>
@@ -6590,7 +6562,6 @@
           <w:szCs w:val="22"/>
           <w:lang w:val="en-US"/>
         </w:rPr>
-        <w:lastRenderedPageBreak/>
         <w:t xml:space="preserve">Designed and scheduled </w:t>
       </w:r>
       <w:r>
@@ -6677,6 +6648,7 @@
           <w:szCs w:val="22"/>
           <w:lang w:val="en-US"/>
         </w:rPr>
+        <w:lastRenderedPageBreak/>
         <w:t>Troubleshot production issues, performed bug fixes, and documented testing results, ensuring compliance with audit standards.</w:t>
       </w:r>
     </w:p>
@@ -19461,6 +19433,119 @@
     </w:lvl>
   </w:abstractNum>
   <w:abstractNum w:abstractNumId="98" w15:restartNumberingAfterBreak="0">
+    <w:nsid w:val="4EF01A69"/>
+    <w:multiLevelType w:val="hybridMultilevel"/>
+    <w:tmpl w:val="B8CC21DC"/>
+    <w:lvl w:ilvl="0" w:tplc="04090001">
+      <w:start w:val="1"/>
+      <w:numFmt w:val="bullet"/>
+      <w:lvlText w:val=""/>
+      <w:lvlJc w:val="left"/>
+      <w:pPr>
+        <w:ind w:left="360" w:hanging="360"/>
+      </w:pPr>
+      <w:rPr>
+        <w:rFonts w:ascii="Symbol" w:hAnsi="Symbol" w:hint="default"/>
+      </w:rPr>
+    </w:lvl>
+    <w:lvl w:ilvl="1" w:tplc="04090003" w:tentative="1">
+      <w:start w:val="1"/>
+      <w:numFmt w:val="bullet"/>
+      <w:lvlText w:val="o"/>
+      <w:lvlJc w:val="left"/>
+      <w:pPr>
+        <w:ind w:left="1080" w:hanging="360"/>
+      </w:pPr>
+      <w:rPr>
+        <w:rFonts w:ascii="Courier New" w:hAnsi="Courier New" w:cs="Courier New" w:hint="default"/>
+      </w:rPr>
+    </w:lvl>
+    <w:lvl w:ilvl="2" w:tplc="04090005" w:tentative="1">
+      <w:start w:val="1"/>
+      <w:numFmt w:val="bullet"/>
+      <w:lvlText w:val=""/>
+      <w:lvlJc w:val="left"/>
+      <w:pPr>
+        <w:ind w:left="1800" w:hanging="360"/>
+      </w:pPr>
+      <w:rPr>
+        <w:rFonts w:ascii="Wingdings" w:hAnsi="Wingdings" w:hint="default"/>
+      </w:rPr>
+    </w:lvl>
+    <w:lvl w:ilvl="3" w:tplc="04090001" w:tentative="1">
+      <w:start w:val="1"/>
+      <w:numFmt w:val="bullet"/>
+      <w:lvlText w:val=""/>
+      <w:lvlJc w:val="left"/>
+      <w:pPr>
+        <w:ind w:left="2520" w:hanging="360"/>
+      </w:pPr>
+      <w:rPr>
+        <w:rFonts w:ascii="Symbol" w:hAnsi="Symbol" w:hint="default"/>
+      </w:rPr>
+    </w:lvl>
+    <w:lvl w:ilvl="4" w:tplc="04090003" w:tentative="1">
+      <w:start w:val="1"/>
+      <w:numFmt w:val="bullet"/>
+      <w:lvlText w:val="o"/>
+      <w:lvlJc w:val="left"/>
+      <w:pPr>
+        <w:ind w:left="3240" w:hanging="360"/>
+      </w:pPr>
+      <w:rPr>
+        <w:rFonts w:ascii="Courier New" w:hAnsi="Courier New" w:cs="Courier New" w:hint="default"/>
+      </w:rPr>
+    </w:lvl>
+    <w:lvl w:ilvl="5" w:tplc="04090005" w:tentative="1">
+      <w:start w:val="1"/>
+      <w:numFmt w:val="bullet"/>
+      <w:lvlText w:val=""/>
+      <w:lvlJc w:val="left"/>
+      <w:pPr>
+        <w:ind w:left="3960" w:hanging="360"/>
+      </w:pPr>
+      <w:rPr>
+        <w:rFonts w:ascii="Wingdings" w:hAnsi="Wingdings" w:hint="default"/>
+      </w:rPr>
+    </w:lvl>
+    <w:lvl w:ilvl="6" w:tplc="04090001" w:tentative="1">
+      <w:start w:val="1"/>
+      <w:numFmt w:val="bullet"/>
+      <w:lvlText w:val=""/>
+      <w:lvlJc w:val="left"/>
+      <w:pPr>
+        <w:ind w:left="4680" w:hanging="360"/>
+      </w:pPr>
+      <w:rPr>
+        <w:rFonts w:ascii="Symbol" w:hAnsi="Symbol" w:hint="default"/>
+      </w:rPr>
+    </w:lvl>
+    <w:lvl w:ilvl="7" w:tplc="04090003" w:tentative="1">
+      <w:start w:val="1"/>
+      <w:numFmt w:val="bullet"/>
+      <w:lvlText w:val="o"/>
+      <w:lvlJc w:val="left"/>
+      <w:pPr>
+        <w:ind w:left="5400" w:hanging="360"/>
+      </w:pPr>
+      <w:rPr>
+        <w:rFonts w:ascii="Courier New" w:hAnsi="Courier New" w:cs="Courier New" w:hint="default"/>
+      </w:rPr>
+    </w:lvl>
+    <w:lvl w:ilvl="8" w:tplc="04090005" w:tentative="1">
+      <w:start w:val="1"/>
+      <w:numFmt w:val="bullet"/>
+      <w:lvlText w:val=""/>
+      <w:lvlJc w:val="left"/>
+      <w:pPr>
+        <w:ind w:left="6120" w:hanging="360"/>
+      </w:pPr>
+      <w:rPr>
+        <w:rFonts w:ascii="Wingdings" w:hAnsi="Wingdings" w:hint="default"/>
+      </w:rPr>
+    </w:lvl>
+  </w:abstractNum>
+  <w:abstractNum w:abstractNumId="99" w15:restartNumberingAfterBreak="0">
     <w:nsid w:val="4F6F1705"/>
     <w:multiLevelType w:val="multilevel"/>
     <w:tmpl w:val="C186A418"/>
@@ -19609,7 +19694,7 @@
       </w:rPr>
     </w:lvl>
   </w:abstractNum>
-  <w:abstractNum w:abstractNumId="99" w15:restartNumberingAfterBreak="0">
+  <w:abstractNum w:abstractNumId="100" w15:restartNumberingAfterBreak="0">
     <w:nsid w:val="54947F65"/>
     <w:multiLevelType w:val="multilevel"/>
     <w:tmpl w:val="2452C9C0"/>
@@ -19758,7 +19843,7 @@
       </w:rPr>
     </w:lvl>
   </w:abstractNum>
-  <w:abstractNum w:abstractNumId="100" w15:restartNumberingAfterBreak="0">
+  <w:abstractNum w:abstractNumId="101" w15:restartNumberingAfterBreak="0">
     <w:nsid w:val="551B397D"/>
     <w:multiLevelType w:val="multilevel"/>
     <w:tmpl w:val="69A2C6E8"/>
@@ -19907,7 +19992,7 @@
       </w:rPr>
     </w:lvl>
   </w:abstractNum>
-  <w:abstractNum w:abstractNumId="101" w15:restartNumberingAfterBreak="0">
+  <w:abstractNum w:abstractNumId="102" w15:restartNumberingAfterBreak="0">
     <w:nsid w:val="55E57526"/>
     <w:multiLevelType w:val="hybridMultilevel"/>
     <w:tmpl w:val="1342202E"/>
@@ -20020,7 +20105,7 @@
       </w:rPr>
     </w:lvl>
   </w:abstractNum>
-  <w:abstractNum w:abstractNumId="102" w15:restartNumberingAfterBreak="0">
+  <w:abstractNum w:abstractNumId="103" w15:restartNumberingAfterBreak="0">
     <w:nsid w:val="573B2F1A"/>
     <w:multiLevelType w:val="hybridMultilevel"/>
     <w:tmpl w:val="84901BCA"/>
@@ -20133,7 +20218,7 @@
       </w:rPr>
     </w:lvl>
   </w:abstractNum>
-  <w:abstractNum w:abstractNumId="103" w15:restartNumberingAfterBreak="0">
+  <w:abstractNum w:abstractNumId="104" w15:restartNumberingAfterBreak="0">
     <w:nsid w:val="57522008"/>
     <w:multiLevelType w:val="hybridMultilevel"/>
     <w:tmpl w:val="20E2BE7A"/>
@@ -20246,7 +20331,7 @@
       </w:rPr>
     </w:lvl>
   </w:abstractNum>
-  <w:abstractNum w:abstractNumId="104" w15:restartNumberingAfterBreak="0">
+  <w:abstractNum w:abstractNumId="105" w15:restartNumberingAfterBreak="0">
     <w:nsid w:val="57D42F52"/>
     <w:multiLevelType w:val="hybridMultilevel"/>
     <w:tmpl w:val="24A65084"/>
@@ -20359,7 +20444,7 @@
       </w:rPr>
     </w:lvl>
   </w:abstractNum>
-  <w:abstractNum w:abstractNumId="105" w15:restartNumberingAfterBreak="0">
+  <w:abstractNum w:abstractNumId="106" w15:restartNumberingAfterBreak="0">
     <w:nsid w:val="57ED5880"/>
     <w:multiLevelType w:val="multilevel"/>
     <w:tmpl w:val="E34C6DF0"/>
@@ -20508,7 +20593,7 @@
       </w:rPr>
     </w:lvl>
   </w:abstractNum>
-  <w:abstractNum w:abstractNumId="106" w15:restartNumberingAfterBreak="0">
+  <w:abstractNum w:abstractNumId="107" w15:restartNumberingAfterBreak="0">
     <w:nsid w:val="58F74173"/>
     <w:multiLevelType w:val="hybridMultilevel"/>
     <w:tmpl w:val="518E4F16"/>
@@ -20621,7 +20706,7 @@
       </w:rPr>
     </w:lvl>
   </w:abstractNum>
-  <w:abstractNum w:abstractNumId="107" w15:restartNumberingAfterBreak="0">
+  <w:abstractNum w:abstractNumId="108" w15:restartNumberingAfterBreak="0">
     <w:nsid w:val="59205CA4"/>
     <w:multiLevelType w:val="multilevel"/>
     <w:tmpl w:val="AEFA18A4"/>
@@ -20770,7 +20855,7 @@
       </w:rPr>
     </w:lvl>
   </w:abstractNum>
-  <w:abstractNum w:abstractNumId="108" w15:restartNumberingAfterBreak="0">
+  <w:abstractNum w:abstractNumId="109" w15:restartNumberingAfterBreak="0">
     <w:nsid w:val="5A8A2F5B"/>
     <w:multiLevelType w:val="multilevel"/>
     <w:tmpl w:val="FC9C742A"/>
@@ -20919,7 +21004,7 @@
       </w:rPr>
     </w:lvl>
   </w:abstractNum>
-  <w:abstractNum w:abstractNumId="109" w15:restartNumberingAfterBreak="0">
+  <w:abstractNum w:abstractNumId="110" w15:restartNumberingAfterBreak="0">
     <w:nsid w:val="5AA24406"/>
     <w:multiLevelType w:val="multilevel"/>
     <w:tmpl w:val="D130DBFC"/>
@@ -21068,7 +21153,7 @@
       </w:rPr>
     </w:lvl>
   </w:abstractNum>
-  <w:abstractNum w:abstractNumId="110" w15:restartNumberingAfterBreak="0">
+  <w:abstractNum w:abstractNumId="111" w15:restartNumberingAfterBreak="0">
     <w:nsid w:val="5BC01979"/>
     <w:multiLevelType w:val="hybridMultilevel"/>
     <w:tmpl w:val="E35604FA"/>
@@ -21181,7 +21266,7 @@
       </w:rPr>
     </w:lvl>
   </w:abstractNum>
-  <w:abstractNum w:abstractNumId="111" w15:restartNumberingAfterBreak="0">
+  <w:abstractNum w:abstractNumId="112" w15:restartNumberingAfterBreak="0">
     <w:nsid w:val="5C27184F"/>
     <w:multiLevelType w:val="hybridMultilevel"/>
     <w:tmpl w:val="9E828AB2"/>
@@ -21294,7 +21379,7 @@
       </w:rPr>
     </w:lvl>
   </w:abstractNum>
-  <w:abstractNum w:abstractNumId="112" w15:restartNumberingAfterBreak="0">
+  <w:abstractNum w:abstractNumId="113" w15:restartNumberingAfterBreak="0">
     <w:nsid w:val="5CEE61A1"/>
     <w:multiLevelType w:val="multilevel"/>
     <w:tmpl w:val="6E04EB4A"/>
@@ -21443,7 +21528,7 @@
       </w:rPr>
     </w:lvl>
   </w:abstractNum>
-  <w:abstractNum w:abstractNumId="113" w15:restartNumberingAfterBreak="0">
+  <w:abstractNum w:abstractNumId="114" w15:restartNumberingAfterBreak="0">
     <w:nsid w:val="5F8079FC"/>
     <w:multiLevelType w:val="multilevel"/>
     <w:tmpl w:val="3A764390"/>
@@ -21592,7 +21677,7 @@
       </w:rPr>
     </w:lvl>
   </w:abstractNum>
-  <w:abstractNum w:abstractNumId="114" w15:restartNumberingAfterBreak="0">
+  <w:abstractNum w:abstractNumId="115" w15:restartNumberingAfterBreak="0">
     <w:nsid w:val="6071112B"/>
     <w:multiLevelType w:val="multilevel"/>
     <w:tmpl w:val="C7164D94"/>
@@ -21741,7 +21826,7 @@
       </w:rPr>
     </w:lvl>
   </w:abstractNum>
-  <w:abstractNum w:abstractNumId="115" w15:restartNumberingAfterBreak="0">
+  <w:abstractNum w:abstractNumId="116" w15:restartNumberingAfterBreak="0">
     <w:nsid w:val="62837B83"/>
     <w:multiLevelType w:val="multilevel"/>
     <w:tmpl w:val="4F1A2E42"/>
@@ -21890,7 +21975,7 @@
       </w:rPr>
     </w:lvl>
   </w:abstractNum>
-  <w:abstractNum w:abstractNumId="116" w15:restartNumberingAfterBreak="0">
+  <w:abstractNum w:abstractNumId="117" w15:restartNumberingAfterBreak="0">
     <w:nsid w:val="63381E9C"/>
     <w:multiLevelType w:val="hybridMultilevel"/>
     <w:tmpl w:val="F98E7AC2"/>
@@ -22003,7 +22088,7 @@
       </w:rPr>
     </w:lvl>
   </w:abstractNum>
-  <w:abstractNum w:abstractNumId="117" w15:restartNumberingAfterBreak="0">
+  <w:abstractNum w:abstractNumId="118" w15:restartNumberingAfterBreak="0">
     <w:nsid w:val="636555BD"/>
     <w:multiLevelType w:val="hybridMultilevel"/>
     <w:tmpl w:val="DA08228E"/>
@@ -22116,7 +22201,7 @@
       </w:rPr>
     </w:lvl>
   </w:abstractNum>
-  <w:abstractNum w:abstractNumId="118" w15:restartNumberingAfterBreak="0">
+  <w:abstractNum w:abstractNumId="119" w15:restartNumberingAfterBreak="0">
     <w:nsid w:val="63BD1F9D"/>
     <w:multiLevelType w:val="multilevel"/>
     <w:tmpl w:val="1982F9B4"/>
@@ -22265,7 +22350,7 @@
       </w:rPr>
     </w:lvl>
   </w:abstractNum>
-  <w:abstractNum w:abstractNumId="119" w15:restartNumberingAfterBreak="0">
+  <w:abstractNum w:abstractNumId="120" w15:restartNumberingAfterBreak="0">
     <w:nsid w:val="64AA12C7"/>
     <w:multiLevelType w:val="multilevel"/>
     <w:tmpl w:val="1C14A456"/>
@@ -22414,7 +22499,7 @@
       </w:rPr>
     </w:lvl>
   </w:abstractNum>
-  <w:abstractNum w:abstractNumId="120" w15:restartNumberingAfterBreak="0">
+  <w:abstractNum w:abstractNumId="121" w15:restartNumberingAfterBreak="0">
     <w:nsid w:val="64EB6633"/>
     <w:multiLevelType w:val="multilevel"/>
     <w:tmpl w:val="F13E6BA8"/>
@@ -22563,7 +22648,7 @@
       </w:rPr>
     </w:lvl>
   </w:abstractNum>
-  <w:abstractNum w:abstractNumId="121" w15:restartNumberingAfterBreak="0">
+  <w:abstractNum w:abstractNumId="122" w15:restartNumberingAfterBreak="0">
     <w:nsid w:val="663C643D"/>
     <w:multiLevelType w:val="hybridMultilevel"/>
     <w:tmpl w:val="6F86FBD4"/>
@@ -22676,7 +22761,7 @@
       </w:rPr>
     </w:lvl>
   </w:abstractNum>
-  <w:abstractNum w:abstractNumId="122" w15:restartNumberingAfterBreak="0">
+  <w:abstractNum w:abstractNumId="123" w15:restartNumberingAfterBreak="0">
     <w:nsid w:val="696C33E9"/>
     <w:multiLevelType w:val="multilevel"/>
     <w:tmpl w:val="50182EE0"/>
@@ -22789,7 +22874,7 @@
       </w:pPr>
     </w:lvl>
   </w:abstractNum>
-  <w:abstractNum w:abstractNumId="123" w15:restartNumberingAfterBreak="0">
+  <w:abstractNum w:abstractNumId="124" w15:restartNumberingAfterBreak="0">
     <w:nsid w:val="6AFE60C5"/>
     <w:multiLevelType w:val="hybridMultilevel"/>
     <w:tmpl w:val="499678E2"/>
@@ -22902,7 +22987,7 @@
       </w:rPr>
     </w:lvl>
   </w:abstractNum>
-  <w:abstractNum w:abstractNumId="124" w15:restartNumberingAfterBreak="0">
+  <w:abstractNum w:abstractNumId="125" w15:restartNumberingAfterBreak="0">
     <w:nsid w:val="6B9F7A31"/>
     <w:multiLevelType w:val="multilevel"/>
     <w:tmpl w:val="E34C88C2"/>
@@ -23015,7 +23100,7 @@
       </w:pPr>
     </w:lvl>
   </w:abstractNum>
-  <w:abstractNum w:abstractNumId="125" w15:restartNumberingAfterBreak="0">
+  <w:abstractNum w:abstractNumId="126" w15:restartNumberingAfterBreak="0">
     <w:nsid w:val="6C4724C5"/>
     <w:multiLevelType w:val="hybridMultilevel"/>
     <w:tmpl w:val="E5744928"/>
@@ -23127,7 +23212,7 @@
       </w:rPr>
     </w:lvl>
   </w:abstractNum>
-  <w:abstractNum w:abstractNumId="126" w15:restartNumberingAfterBreak="0">
+  <w:abstractNum w:abstractNumId="127" w15:restartNumberingAfterBreak="0">
     <w:nsid w:val="70332194"/>
     <w:multiLevelType w:val="hybridMultilevel"/>
     <w:tmpl w:val="A0ECE540"/>
@@ -23240,7 +23325,7 @@
       </w:rPr>
     </w:lvl>
   </w:abstractNum>
-  <w:abstractNum w:abstractNumId="127" w15:restartNumberingAfterBreak="0">
+  <w:abstractNum w:abstractNumId="128" w15:restartNumberingAfterBreak="0">
     <w:nsid w:val="70B93E20"/>
     <w:multiLevelType w:val="hybridMultilevel"/>
     <w:tmpl w:val="31B2DE3E"/>
@@ -23353,7 +23438,7 @@
       </w:rPr>
     </w:lvl>
   </w:abstractNum>
-  <w:abstractNum w:abstractNumId="128" w15:restartNumberingAfterBreak="0">
+  <w:abstractNum w:abstractNumId="129" w15:restartNumberingAfterBreak="0">
     <w:nsid w:val="72B26090"/>
     <w:multiLevelType w:val="multilevel"/>
     <w:tmpl w:val="82A680A4"/>
@@ -23502,7 +23587,7 @@
       </w:rPr>
     </w:lvl>
   </w:abstractNum>
-  <w:abstractNum w:abstractNumId="129" w15:restartNumberingAfterBreak="0">
+  <w:abstractNum w:abstractNumId="130" w15:restartNumberingAfterBreak="0">
     <w:nsid w:val="73BC41C7"/>
     <w:multiLevelType w:val="hybridMultilevel"/>
     <w:tmpl w:val="5A3E69D0"/>
@@ -23615,7 +23700,7 @@
       </w:rPr>
     </w:lvl>
   </w:abstractNum>
-  <w:abstractNum w:abstractNumId="130" w15:restartNumberingAfterBreak="0">
+  <w:abstractNum w:abstractNumId="131" w15:restartNumberingAfterBreak="0">
     <w:nsid w:val="740F45E0"/>
     <w:multiLevelType w:val="multilevel"/>
     <w:tmpl w:val="C00E85AE"/>
@@ -23764,7 +23849,7 @@
       </w:rPr>
     </w:lvl>
   </w:abstractNum>
-  <w:abstractNum w:abstractNumId="131" w15:restartNumberingAfterBreak="0">
+  <w:abstractNum w:abstractNumId="132" w15:restartNumberingAfterBreak="0">
     <w:nsid w:val="747907A1"/>
     <w:multiLevelType w:val="multilevel"/>
     <w:tmpl w:val="9B5A61C4"/>
@@ -23913,7 +23998,7 @@
       </w:rPr>
     </w:lvl>
   </w:abstractNum>
-  <w:abstractNum w:abstractNumId="132" w15:restartNumberingAfterBreak="0">
+  <w:abstractNum w:abstractNumId="133" w15:restartNumberingAfterBreak="0">
     <w:nsid w:val="74942639"/>
     <w:multiLevelType w:val="multilevel"/>
     <w:tmpl w:val="1284B1C8"/>
@@ -24062,7 +24147,7 @@
       </w:rPr>
     </w:lvl>
   </w:abstractNum>
-  <w:abstractNum w:abstractNumId="133" w15:restartNumberingAfterBreak="0">
+  <w:abstractNum w:abstractNumId="134" w15:restartNumberingAfterBreak="0">
     <w:nsid w:val="74D00F7A"/>
     <w:multiLevelType w:val="hybridMultilevel"/>
     <w:tmpl w:val="E214BC78"/>
@@ -24174,7 +24259,7 @@
       </w:rPr>
     </w:lvl>
   </w:abstractNum>
-  <w:abstractNum w:abstractNumId="134" w15:restartNumberingAfterBreak="0">
+  <w:abstractNum w:abstractNumId="135" w15:restartNumberingAfterBreak="0">
     <w:nsid w:val="751752F9"/>
     <w:multiLevelType w:val="multilevel"/>
     <w:tmpl w:val="50182EE0"/>
@@ -24287,7 +24372,7 @@
       </w:pPr>
     </w:lvl>
   </w:abstractNum>
-  <w:abstractNum w:abstractNumId="135" w15:restartNumberingAfterBreak="0">
+  <w:abstractNum w:abstractNumId="136" w15:restartNumberingAfterBreak="0">
     <w:nsid w:val="752D0C93"/>
     <w:multiLevelType w:val="multilevel"/>
     <w:tmpl w:val="50182EE0"/>
@@ -24400,7 +24485,7 @@
       </w:pPr>
     </w:lvl>
   </w:abstractNum>
-  <w:abstractNum w:abstractNumId="136" w15:restartNumberingAfterBreak="0">
+  <w:abstractNum w:abstractNumId="137" w15:restartNumberingAfterBreak="0">
     <w:nsid w:val="75EB11B5"/>
     <w:multiLevelType w:val="multilevel"/>
     <w:tmpl w:val="FD8C9380"/>
@@ -24549,7 +24634,7 @@
       </w:rPr>
     </w:lvl>
   </w:abstractNum>
-  <w:abstractNum w:abstractNumId="137" w15:restartNumberingAfterBreak="0">
+  <w:abstractNum w:abstractNumId="138" w15:restartNumberingAfterBreak="0">
     <w:nsid w:val="776128D0"/>
     <w:multiLevelType w:val="multilevel"/>
     <w:tmpl w:val="F2DEBEB2"/>
@@ -24698,7 +24783,7 @@
       </w:rPr>
     </w:lvl>
   </w:abstractNum>
-  <w:abstractNum w:abstractNumId="138" w15:restartNumberingAfterBreak="0">
+  <w:abstractNum w:abstractNumId="139" w15:restartNumberingAfterBreak="0">
     <w:nsid w:val="78A235EE"/>
     <w:multiLevelType w:val="hybridMultilevel"/>
     <w:tmpl w:val="755A954A"/>
@@ -24838,7 +24923,120 @@
       </w:rPr>
     </w:lvl>
   </w:abstractNum>
-  <w:abstractNum w:abstractNumId="139" w15:restartNumberingAfterBreak="0">
+  <w:abstractNum w:abstractNumId="140" w15:restartNumberingAfterBreak="0">
+    <w:nsid w:val="79CF524A"/>
+    <w:multiLevelType w:val="hybridMultilevel"/>
+    <w:tmpl w:val="7546825C"/>
+    <w:lvl w:ilvl="0" w:tplc="04090001">
+      <w:start w:val="1"/>
+      <w:numFmt w:val="bullet"/>
+      <w:lvlText w:val=""/>
+      <w:lvlJc w:val="left"/>
+      <w:pPr>
+        <w:ind w:left="720" w:hanging="360"/>
+      </w:pPr>
+      <w:rPr>
+        <w:rFonts w:ascii="Symbol" w:hAnsi="Symbol" w:hint="default"/>
+      </w:rPr>
+    </w:lvl>
+    <w:lvl w:ilvl="1" w:tplc="04090003" w:tentative="1">
+      <w:start w:val="1"/>
+      <w:numFmt w:val="bullet"/>
+      <w:lvlText w:val="o"/>
+      <w:lvlJc w:val="left"/>
+      <w:pPr>
+        <w:ind w:left="1440" w:hanging="360"/>
+      </w:pPr>
+      <w:rPr>
+        <w:rFonts w:ascii="Courier New" w:hAnsi="Courier New" w:cs="Courier New" w:hint="default"/>
+      </w:rPr>
+    </w:lvl>
+    <w:lvl w:ilvl="2" w:tplc="04090005" w:tentative="1">
+      <w:start w:val="1"/>
+      <w:numFmt w:val="bullet"/>
+      <w:lvlText w:val=""/>
+      <w:lvlJc w:val="left"/>
+      <w:pPr>
+        <w:ind w:left="2160" w:hanging="360"/>
+      </w:pPr>
+      <w:rPr>
+        <w:rFonts w:ascii="Wingdings" w:hAnsi="Wingdings" w:hint="default"/>
+      </w:rPr>
+    </w:lvl>
+    <w:lvl w:ilvl="3" w:tplc="04090001" w:tentative="1">
+      <w:start w:val="1"/>
+      <w:numFmt w:val="bullet"/>
+      <w:lvlText w:val=""/>
+      <w:lvlJc w:val="left"/>
+      <w:pPr>
+        <w:ind w:left="2880" w:hanging="360"/>
+      </w:pPr>
+      <w:rPr>
+        <w:rFonts w:ascii="Symbol" w:hAnsi="Symbol" w:hint="default"/>
+      </w:rPr>
+    </w:lvl>
+    <w:lvl w:ilvl="4" w:tplc="04090003" w:tentative="1">
+      <w:start w:val="1"/>
+      <w:numFmt w:val="bullet"/>
+      <w:lvlText w:val="o"/>
+      <w:lvlJc w:val="left"/>
+      <w:pPr>
+        <w:ind w:left="3600" w:hanging="360"/>
+      </w:pPr>
+      <w:rPr>
+        <w:rFonts w:ascii="Courier New" w:hAnsi="Courier New" w:cs="Courier New" w:hint="default"/>
+      </w:rPr>
+    </w:lvl>
+    <w:lvl w:ilvl="5" w:tplc="04090005" w:tentative="1">
+      <w:start w:val="1"/>
+      <w:numFmt w:val="bullet"/>
+      <w:lvlText w:val=""/>
+      <w:lvlJc w:val="left"/>
+      <w:pPr>
+        <w:ind w:left="4320" w:hanging="360"/>
+      </w:pPr>
+      <w:rPr>
+        <w:rFonts w:ascii="Wingdings" w:hAnsi="Wingdings" w:hint="default"/>
+      </w:rPr>
+    </w:lvl>
+    <w:lvl w:ilvl="6" w:tplc="04090001" w:tentative="1">
+      <w:start w:val="1"/>
+      <w:numFmt w:val="bullet"/>
+      <w:lvlText w:val=""/>
+      <w:lvlJc w:val="left"/>
+      <w:pPr>
+        <w:ind w:left="5040" w:hanging="360"/>
+      </w:pPr>
+      <w:rPr>
+        <w:rFonts w:ascii="Symbol" w:hAnsi="Symbol" w:hint="default"/>
+      </w:rPr>
+    </w:lvl>
+    <w:lvl w:ilvl="7" w:tplc="04090003" w:tentative="1">
+      <w:start w:val="1"/>
+      <w:numFmt w:val="bullet"/>
+      <w:lvlText w:val="o"/>
+      <w:lvlJc w:val="left"/>
+      <w:pPr>
+        <w:ind w:left="5760" w:hanging="360"/>
+      </w:pPr>
+      <w:rPr>
+        <w:rFonts w:ascii="Courier New" w:hAnsi="Courier New" w:cs="Courier New" w:hint="default"/>
+      </w:rPr>
+    </w:lvl>
+    <w:lvl w:ilvl="8" w:tplc="04090005" w:tentative="1">
+      <w:start w:val="1"/>
+      <w:numFmt w:val="bullet"/>
+      <w:lvlText w:val=""/>
+      <w:lvlJc w:val="left"/>
+      <w:pPr>
+        <w:ind w:left="6480" w:hanging="360"/>
+      </w:pPr>
+      <w:rPr>
+        <w:rFonts w:ascii="Wingdings" w:hAnsi="Wingdings" w:hint="default"/>
+      </w:rPr>
+    </w:lvl>
+  </w:abstractNum>
+  <w:abstractNum w:abstractNumId="141" w15:restartNumberingAfterBreak="0">
     <w:nsid w:val="7A4D3ADF"/>
     <w:multiLevelType w:val="hybridMultilevel"/>
     <w:tmpl w:val="95DA598C"/>
@@ -24951,7 +25149,7 @@
       </w:rPr>
     </w:lvl>
   </w:abstractNum>
-  <w:abstractNum w:abstractNumId="140" w15:restartNumberingAfterBreak="0">
+  <w:abstractNum w:abstractNumId="142" w15:restartNumberingAfterBreak="0">
     <w:nsid w:val="7B01390D"/>
     <w:multiLevelType w:val="multilevel"/>
     <w:tmpl w:val="E3A2795A"/>
@@ -25100,7 +25298,7 @@
       </w:rPr>
     </w:lvl>
   </w:abstractNum>
-  <w:abstractNum w:abstractNumId="141" w15:restartNumberingAfterBreak="0">
+  <w:abstractNum w:abstractNumId="143" w15:restartNumberingAfterBreak="0">
     <w:nsid w:val="7C3C4BF0"/>
     <w:multiLevelType w:val="hybridMultilevel"/>
     <w:tmpl w:val="ECB6877C"/>
@@ -25213,7 +25411,7 @@
       </w:rPr>
     </w:lvl>
   </w:abstractNum>
-  <w:abstractNum w:abstractNumId="142" w15:restartNumberingAfterBreak="0">
+  <w:abstractNum w:abstractNumId="144" w15:restartNumberingAfterBreak="0">
     <w:nsid w:val="7C883B75"/>
     <w:multiLevelType w:val="multilevel"/>
     <w:tmpl w:val="50E269E0"/>
@@ -25362,7 +25560,7 @@
       </w:rPr>
     </w:lvl>
   </w:abstractNum>
-  <w:abstractNum w:abstractNumId="143" w15:restartNumberingAfterBreak="0">
+  <w:abstractNum w:abstractNumId="145" w15:restartNumberingAfterBreak="0">
     <w:nsid w:val="7D4A5990"/>
     <w:multiLevelType w:val="multilevel"/>
     <w:tmpl w:val="70DC2220"/>
@@ -25511,7 +25709,7 @@
       </w:rPr>
     </w:lvl>
   </w:abstractNum>
-  <w:abstractNum w:abstractNumId="144" w15:restartNumberingAfterBreak="0">
+  <w:abstractNum w:abstractNumId="146" w15:restartNumberingAfterBreak="0">
     <w:nsid w:val="7E351655"/>
     <w:multiLevelType w:val="hybridMultilevel"/>
     <w:tmpl w:val="F12810E4"/>
@@ -25624,7 +25822,7 @@
       </w:rPr>
     </w:lvl>
   </w:abstractNum>
-  <w:abstractNum w:abstractNumId="145" w15:restartNumberingAfterBreak="0">
+  <w:abstractNum w:abstractNumId="147" w15:restartNumberingAfterBreak="0">
     <w:nsid w:val="7F2463E1"/>
     <w:multiLevelType w:val="multilevel"/>
     <w:tmpl w:val="117AC30A"/>
@@ -25774,7 +25972,7 @@
     </w:lvl>
   </w:abstractNum>
   <w:num w:numId="1" w16cid:durableId="2026979350">
-    <w:abstractNumId w:val="124"/>
+    <w:abstractNumId w:val="125"/>
   </w:num>
   <w:num w:numId="2" w16cid:durableId="1310208258">
     <w:abstractNumId w:val="25"/>
@@ -25783,7 +25981,7 @@
     <w:abstractNumId w:val="45"/>
   </w:num>
   <w:num w:numId="4" w16cid:durableId="2116249196">
-    <w:abstractNumId w:val="118"/>
+    <w:abstractNumId w:val="119"/>
   </w:num>
   <w:num w:numId="5" w16cid:durableId="1312565976">
     <w:abstractNumId w:val="8"/>
@@ -25792,10 +25990,10 @@
     <w:abstractNumId w:val="5"/>
   </w:num>
   <w:num w:numId="7" w16cid:durableId="60249688">
-    <w:abstractNumId w:val="134"/>
+    <w:abstractNumId w:val="135"/>
   </w:num>
   <w:num w:numId="8" w16cid:durableId="716128100">
-    <w:abstractNumId w:val="140"/>
+    <w:abstractNumId w:val="142"/>
   </w:num>
   <w:num w:numId="9" w16cid:durableId="1137988811">
     <w:abstractNumId w:val="55"/>
@@ -25804,10 +26002,10 @@
     <w:abstractNumId w:val="72"/>
   </w:num>
   <w:num w:numId="11" w16cid:durableId="477305524">
-    <w:abstractNumId w:val="122"/>
+    <w:abstractNumId w:val="123"/>
   </w:num>
   <w:num w:numId="12" w16cid:durableId="783426224">
-    <w:abstractNumId w:val="135"/>
+    <w:abstractNumId w:val="136"/>
   </w:num>
   <w:num w:numId="13" w16cid:durableId="1809587898">
     <w:abstractNumId w:val="24"/>
@@ -25816,7 +26014,7 @@
     <w:abstractNumId w:val="15"/>
   </w:num>
   <w:num w:numId="15" w16cid:durableId="1694071365">
-    <w:abstractNumId w:val="123"/>
+    <w:abstractNumId w:val="124"/>
   </w:num>
   <w:num w:numId="16" w16cid:durableId="1597669148">
     <w:abstractNumId w:val="40"/>
@@ -25840,7 +26038,7 @@
     <w:abstractNumId w:val="71"/>
   </w:num>
   <w:num w:numId="23" w16cid:durableId="1837458620">
-    <w:abstractNumId w:val="138"/>
+    <w:abstractNumId w:val="139"/>
   </w:num>
   <w:num w:numId="24" w16cid:durableId="1842037196">
     <w:abstractNumId w:val="47"/>
@@ -25852,13 +26050,13 @@
     <w:abstractNumId w:val="59"/>
   </w:num>
   <w:num w:numId="27" w16cid:durableId="465509917">
-    <w:abstractNumId w:val="121"/>
+    <w:abstractNumId w:val="122"/>
   </w:num>
   <w:num w:numId="28" w16cid:durableId="1086657072">
-    <w:abstractNumId w:val="113"/>
+    <w:abstractNumId w:val="114"/>
   </w:num>
   <w:num w:numId="29" w16cid:durableId="475535550">
-    <w:abstractNumId w:val="103"/>
+    <w:abstractNumId w:val="104"/>
   </w:num>
   <w:num w:numId="30" w16cid:durableId="582304199">
     <w:abstractNumId w:val="54"/>
@@ -25885,7 +26083,7 @@
     <w:abstractNumId w:val="85"/>
   </w:num>
   <w:num w:numId="38" w16cid:durableId="1292248514">
-    <w:abstractNumId w:val="128"/>
+    <w:abstractNumId w:val="129"/>
   </w:num>
   <w:num w:numId="39" w16cid:durableId="594823066">
     <w:abstractNumId w:val="42"/>
@@ -25903,19 +26101,19 @@
     <w:abstractNumId w:val="44"/>
   </w:num>
   <w:num w:numId="44" w16cid:durableId="2120446930">
-    <w:abstractNumId w:val="105"/>
+    <w:abstractNumId w:val="106"/>
   </w:num>
   <w:num w:numId="45" w16cid:durableId="817378413">
     <w:abstractNumId w:val="19"/>
   </w:num>
   <w:num w:numId="46" w16cid:durableId="955603333">
-    <w:abstractNumId w:val="143"/>
+    <w:abstractNumId w:val="145"/>
   </w:num>
   <w:num w:numId="47" w16cid:durableId="1550339991">
-    <w:abstractNumId w:val="132"/>
+    <w:abstractNumId w:val="133"/>
   </w:num>
   <w:num w:numId="48" w16cid:durableId="1291209708">
-    <w:abstractNumId w:val="127"/>
+    <w:abstractNumId w:val="128"/>
   </w:num>
   <w:num w:numId="49" w16cid:durableId="1059281228">
     <w:abstractNumId w:val="31"/>
@@ -25924,13 +26122,13 @@
     <w:abstractNumId w:val="79"/>
   </w:num>
   <w:num w:numId="51" w16cid:durableId="1423988597">
-    <w:abstractNumId w:val="107"/>
+    <w:abstractNumId w:val="108"/>
   </w:num>
   <w:num w:numId="52" w16cid:durableId="1391727760">
     <w:abstractNumId w:val="41"/>
   </w:num>
   <w:num w:numId="53" w16cid:durableId="435515533">
-    <w:abstractNumId w:val="112"/>
+    <w:abstractNumId w:val="113"/>
   </w:num>
   <w:num w:numId="54" w16cid:durableId="1659580125">
     <w:abstractNumId w:val="14"/>
@@ -25945,22 +26143,22 @@
     <w:abstractNumId w:val="86"/>
   </w:num>
   <w:num w:numId="58" w16cid:durableId="597106414">
-    <w:abstractNumId w:val="125"/>
+    <w:abstractNumId w:val="126"/>
   </w:num>
   <w:num w:numId="59" w16cid:durableId="2075735713">
     <w:abstractNumId w:val="78"/>
   </w:num>
   <w:num w:numId="60" w16cid:durableId="919945742">
-    <w:abstractNumId w:val="106"/>
+    <w:abstractNumId w:val="107"/>
   </w:num>
   <w:num w:numId="61" w16cid:durableId="1364869179">
     <w:abstractNumId w:val="90"/>
   </w:num>
   <w:num w:numId="62" w16cid:durableId="773939098">
-    <w:abstractNumId w:val="111"/>
+    <w:abstractNumId w:val="112"/>
   </w:num>
   <w:num w:numId="63" w16cid:durableId="1850096022">
-    <w:abstractNumId w:val="141"/>
+    <w:abstractNumId w:val="143"/>
   </w:num>
   <w:num w:numId="64" w16cid:durableId="1114904424">
     <w:abstractNumId w:val="30"/>
@@ -25981,19 +26179,19 @@
     <w:abstractNumId w:val="4"/>
   </w:num>
   <w:num w:numId="70" w16cid:durableId="668826250">
-    <w:abstractNumId w:val="142"/>
+    <w:abstractNumId w:val="144"/>
   </w:num>
   <w:num w:numId="71" w16cid:durableId="1859540041">
-    <w:abstractNumId w:val="98"/>
+    <w:abstractNumId w:val="99"/>
   </w:num>
   <w:num w:numId="72" w16cid:durableId="1412004228">
     <w:abstractNumId w:val="81"/>
   </w:num>
   <w:num w:numId="73" w16cid:durableId="624969606">
-    <w:abstractNumId w:val="99"/>
+    <w:abstractNumId w:val="100"/>
   </w:num>
   <w:num w:numId="74" w16cid:durableId="542640519">
-    <w:abstractNumId w:val="136"/>
+    <w:abstractNumId w:val="137"/>
   </w:num>
   <w:num w:numId="75" w16cid:durableId="1186363941">
     <w:abstractNumId w:val="20"/>
@@ -26023,13 +26221,13 @@
     <w:abstractNumId w:val="87"/>
   </w:num>
   <w:num w:numId="84" w16cid:durableId="595867174">
-    <w:abstractNumId w:val="137"/>
+    <w:abstractNumId w:val="138"/>
   </w:num>
   <w:num w:numId="85" w16cid:durableId="1598489725">
     <w:abstractNumId w:val="94"/>
   </w:num>
   <w:num w:numId="86" w16cid:durableId="299187766">
-    <w:abstractNumId w:val="131"/>
+    <w:abstractNumId w:val="132"/>
   </w:num>
   <w:num w:numId="87" w16cid:durableId="368385502">
     <w:abstractNumId w:val="1"/>
@@ -26038,16 +26236,16 @@
     <w:abstractNumId w:val="64"/>
   </w:num>
   <w:num w:numId="89" w16cid:durableId="1119227700">
-    <w:abstractNumId w:val="114"/>
+    <w:abstractNumId w:val="115"/>
   </w:num>
   <w:num w:numId="90" w16cid:durableId="251597293">
-    <w:abstractNumId w:val="126"/>
+    <w:abstractNumId w:val="127"/>
   </w:num>
   <w:num w:numId="91" w16cid:durableId="1531604359">
     <w:abstractNumId w:val="43"/>
   </w:num>
   <w:num w:numId="92" w16cid:durableId="742996153">
-    <w:abstractNumId w:val="101"/>
+    <w:abstractNumId w:val="102"/>
   </w:num>
   <w:num w:numId="93" w16cid:durableId="224141738">
     <w:abstractNumId w:val="51"/>
@@ -26068,25 +26266,25 @@
     <w:abstractNumId w:val="23"/>
   </w:num>
   <w:num w:numId="99" w16cid:durableId="2041003929">
-    <w:abstractNumId w:val="108"/>
+    <w:abstractNumId w:val="109"/>
   </w:num>
   <w:num w:numId="100" w16cid:durableId="912740351">
     <w:abstractNumId w:val="68"/>
   </w:num>
   <w:num w:numId="101" w16cid:durableId="2126580295">
-    <w:abstractNumId w:val="133"/>
+    <w:abstractNumId w:val="134"/>
   </w:num>
   <w:num w:numId="102" w16cid:durableId="1370034180">
     <w:abstractNumId w:val="58"/>
   </w:num>
   <w:num w:numId="103" w16cid:durableId="1840340396">
-    <w:abstractNumId w:val="109"/>
+    <w:abstractNumId w:val="110"/>
   </w:num>
   <w:num w:numId="104" w16cid:durableId="1948192772">
     <w:abstractNumId w:val="50"/>
   </w:num>
   <w:num w:numId="105" w16cid:durableId="675693988">
-    <w:abstractNumId w:val="117"/>
+    <w:abstractNumId w:val="118"/>
   </w:num>
   <w:num w:numId="106" w16cid:durableId="2021197728">
     <w:abstractNumId w:val="83"/>
@@ -26095,13 +26293,13 @@
     <w:abstractNumId w:val="84"/>
   </w:num>
   <w:num w:numId="108" w16cid:durableId="667750252">
-    <w:abstractNumId w:val="110"/>
+    <w:abstractNumId w:val="111"/>
   </w:num>
   <w:num w:numId="109" w16cid:durableId="1609116211">
     <w:abstractNumId w:val="60"/>
   </w:num>
   <w:num w:numId="110" w16cid:durableId="1814638811">
-    <w:abstractNumId w:val="129"/>
+    <w:abstractNumId w:val="130"/>
   </w:num>
   <w:num w:numId="111" w16cid:durableId="1380593147">
     <w:abstractNumId w:val="77"/>
@@ -26113,16 +26311,16 @@
     <w:abstractNumId w:val="49"/>
   </w:num>
   <w:num w:numId="114" w16cid:durableId="570040611">
-    <w:abstractNumId w:val="116"/>
+    <w:abstractNumId w:val="117"/>
   </w:num>
   <w:num w:numId="115" w16cid:durableId="1913389343">
     <w:abstractNumId w:val="48"/>
   </w:num>
   <w:num w:numId="116" w16cid:durableId="760033356">
-    <w:abstractNumId w:val="144"/>
+    <w:abstractNumId w:val="146"/>
   </w:num>
   <w:num w:numId="117" w16cid:durableId="176504021">
-    <w:abstractNumId w:val="139"/>
+    <w:abstractNumId w:val="141"/>
   </w:num>
   <w:num w:numId="118" w16cid:durableId="1634171333">
     <w:abstractNumId w:val="91"/>
@@ -26131,7 +26329,7 @@
     <w:abstractNumId w:val="11"/>
   </w:num>
   <w:num w:numId="120" w16cid:durableId="312950840">
-    <w:abstractNumId w:val="100"/>
+    <w:abstractNumId w:val="101"/>
   </w:num>
   <w:num w:numId="121" w16cid:durableId="949626186">
     <w:abstractNumId w:val="13"/>
@@ -26146,10 +26344,10 @@
     <w:abstractNumId w:val="52"/>
   </w:num>
   <w:num w:numId="125" w16cid:durableId="2064131777">
-    <w:abstractNumId w:val="115"/>
+    <w:abstractNumId w:val="116"/>
   </w:num>
   <w:num w:numId="126" w16cid:durableId="1931574254">
-    <w:abstractNumId w:val="145"/>
+    <w:abstractNumId w:val="147"/>
   </w:num>
   <w:num w:numId="127" w16cid:durableId="2030789770">
     <w:abstractNumId w:val="80"/>
@@ -26158,7 +26356,7 @@
     <w:abstractNumId w:val="66"/>
   </w:num>
   <w:num w:numId="129" w16cid:durableId="2027823414">
-    <w:abstractNumId w:val="102"/>
+    <w:abstractNumId w:val="103"/>
   </w:num>
   <w:num w:numId="130" w16cid:durableId="1010068027">
     <w:abstractNumId w:val="39"/>
@@ -26167,7 +26365,7 @@
     <w:abstractNumId w:val="65"/>
   </w:num>
   <w:num w:numId="132" w16cid:durableId="1821966891">
-    <w:abstractNumId w:val="104"/>
+    <w:abstractNumId w:val="105"/>
   </w:num>
   <w:num w:numId="133" w16cid:durableId="1583563633">
     <w:abstractNumId w:val="96"/>
@@ -26188,7 +26386,7 @@
     <w:abstractNumId w:val="2"/>
   </w:num>
   <w:num w:numId="139" w16cid:durableId="1040741574">
-    <w:abstractNumId w:val="120"/>
+    <w:abstractNumId w:val="121"/>
   </w:num>
   <w:num w:numId="140" w16cid:durableId="1688408792">
     <w:abstractNumId w:val="33"/>
@@ -26197,7 +26395,7 @@
     <w:abstractNumId w:val="22"/>
   </w:num>
   <w:num w:numId="142" w16cid:durableId="1989937106">
-    <w:abstractNumId w:val="130"/>
+    <w:abstractNumId w:val="131"/>
   </w:num>
   <w:num w:numId="143" w16cid:durableId="1946305667">
     <w:abstractNumId w:val="37"/>
@@ -26206,10 +26404,16 @@
     <w:abstractNumId w:val="69"/>
   </w:num>
   <w:num w:numId="145" w16cid:durableId="319237354">
-    <w:abstractNumId w:val="119"/>
+    <w:abstractNumId w:val="120"/>
   </w:num>
   <w:num w:numId="146" w16cid:durableId="462697627">
     <w:abstractNumId w:val="89"/>
+  </w:num>
+  <w:num w:numId="147" w16cid:durableId="1968319953">
+    <w:abstractNumId w:val="140"/>
+  </w:num>
+  <w:num w:numId="148" w16cid:durableId="251090627">
+    <w:abstractNumId w:val="98"/>
   </w:num>
 </w:numbering>
 </file>
